--- a/output_receita_federal/ato_declaratorio_comum_pgfn/documents/ad_pgfn_1_20050218.docx
+++ b/output_receita_federal/ato_declaratorio_comum_pgfn/documents/ad_pgfn_1_20050218.docx
@@ -8,6 +8,14 @@
           <w:b/>
         </w:rPr>
         <w:t>Ato Declaratório PGFN nº 1, de 18 de fevereiro de 2005</w:t>
+      </w:r>
+    </w:p>
+    <w:p>
+      <w:r>
+        <w:rPr>
+          <w:i/>
+        </w:rPr>
+        <w:t>[Republicação - publicação anterior em 22 de fevereiro de 2005]</w:t>
       </w:r>
     </w:p>
     <w:p>
